--- a/public/images/Dokumen Estimasi Biaya Produksi Awal (Cost of Production) - LMS SkillVentura.docx
+++ b/public/images/Dokumen Estimasi Biaya Produksi Awal (Cost of Production) - LMS SkillVentura.docx
@@ -331,25 +331,7 @@
                 <w:color w:val="1E293B"/>
                 <w:sz w:val="18"/>
               </w:rPr>
-              <w:t xml:space="preserve">Registrasi Domain Resmi 1 Tahun Penuh (Alokasi: Rp </w:t>
-            </w:r>
-            <w:proofErr w:type="gramStart"/>
-            <w:r>
-              <w:rPr>
-                <w:rFonts w:ascii="Calibri" w:hAnsi="Calibri"/>
-                <w:color w:val="1E293B"/>
-                <w:sz w:val="18"/>
-              </w:rPr>
-              <w:t>250.000,-</w:t>
-            </w:r>
-            <w:proofErr w:type="gramEnd"/>
-            <w:r>
-              <w:rPr>
-                <w:rFonts w:ascii="Calibri" w:hAnsi="Calibri"/>
-                <w:color w:val="1E293B"/>
-                <w:sz w:val="18"/>
-              </w:rPr>
-              <w:t>)</w:t>
+              <w:t>Registrasi Domain Resmi 1 Tahun Penuh (Alokasi: Rp 250.000,-)</w:t>
             </w:r>
           </w:p>
         </w:tc>
@@ -404,7 +386,7 @@
                 <w:color w:val="1E293B"/>
                 <w:sz w:val="18"/>
               </w:rPr>
-              <w:t>Laravel Cloud Starter Tier (cloud.laravel.com)</w:t>
+              <w:t>Laravel Cloud Starter Tier</w:t>
             </w:r>
           </w:p>
         </w:tc>
@@ -459,25 +441,7 @@
                 <w:color w:val="1E293B"/>
                 <w:sz w:val="18"/>
               </w:rPr>
-              <w:t xml:space="preserve">Rp </w:t>
-            </w:r>
-            <w:proofErr w:type="gramStart"/>
-            <w:r>
-              <w:rPr>
-                <w:rFonts w:ascii="Calibri" w:hAnsi="Calibri"/>
-                <w:color w:val="1E293B"/>
-                <w:sz w:val="18"/>
-              </w:rPr>
-              <w:t>0,-</w:t>
-            </w:r>
-            <w:proofErr w:type="gramEnd"/>
-            <w:r>
-              <w:rPr>
-                <w:rFonts w:ascii="Calibri" w:hAnsi="Calibri"/>
-                <w:color w:val="1E293B"/>
-                <w:sz w:val="18"/>
-              </w:rPr>
-              <w:t xml:space="preserve"> (GRATIS — Promo Resmi Bulan Pertama Bebas Biaya)</w:t>
+              <w:t>Rp 0,- (GRATIS — Promo Resmi Bulan Pertama Bebas Biaya)</w:t>
             </w:r>
           </w:p>
         </w:tc>
@@ -642,25 +606,7 @@
                 <w:color w:val="1E293B"/>
                 <w:sz w:val="18"/>
               </w:rPr>
-              <w:t xml:space="preserve">MongoDB Atlas M0 Free Tier (Rp </w:t>
-            </w:r>
-            <w:proofErr w:type="gramStart"/>
-            <w:r>
-              <w:rPr>
-                <w:rFonts w:ascii="Calibri" w:hAnsi="Calibri"/>
-                <w:color w:val="1E293B"/>
-                <w:sz w:val="18"/>
-              </w:rPr>
-              <w:t>0,-</w:t>
-            </w:r>
-            <w:proofErr w:type="gramEnd"/>
-            <w:r>
-              <w:rPr>
-                <w:rFonts w:ascii="Calibri" w:hAnsi="Calibri"/>
-                <w:color w:val="1E293B"/>
-                <w:sz w:val="18"/>
-              </w:rPr>
-              <w:t xml:space="preserve"> Bebas Biaya Selamanya)</w:t>
+              <w:t>MongoDB Atlas M0 Free Tier</w:t>
             </w:r>
           </w:p>
         </w:tc>
@@ -715,25 +661,7 @@
                 <w:color w:val="1E293B"/>
                 <w:sz w:val="18"/>
               </w:rPr>
-              <w:t xml:space="preserve">Rp </w:t>
-            </w:r>
-            <w:proofErr w:type="gramStart"/>
-            <w:r>
-              <w:rPr>
-                <w:rFonts w:ascii="Calibri" w:hAnsi="Calibri"/>
-                <w:color w:val="1E293B"/>
-                <w:sz w:val="18"/>
-              </w:rPr>
-              <w:t>250.000,-</w:t>
-            </w:r>
-            <w:proofErr w:type="gramEnd"/>
-            <w:r>
-              <w:rPr>
-                <w:rFonts w:ascii="Calibri" w:hAnsi="Calibri"/>
-                <w:color w:val="1E293B"/>
-                <w:sz w:val="18"/>
-              </w:rPr>
-              <w:t xml:space="preserve"> (Murni hanya pembelian Domain 1 Tahun)</w:t>
+              <w:t>Rp 250.000,- (Murni hanya pembelian Domain 1 Tahun)</w:t>
             </w:r>
           </w:p>
         </w:tc>
@@ -855,61 +783,61 @@
                 <w:sz w:val="20"/>
               </w:rPr>
               <w:br/>
-              <w:t xml:space="preserve">Untuk meluncurkan LMS SkillVentura ke tahap produksi pertama kali, institusi HANYA MEMERLUKAN BIAYA SEBESAR Rp </w:t>
+              <w:t xml:space="preserve">Untuk meluncurkan LMS SkillVentura ke tahap produksi pertama kali, institusi HANYA MEMERLUKAN BIAYA SEBESAR Rp 250.000,- (untuk pembelian nama domain resmi selama 1 tahun penuh). Biaya server Laravel Cloud di bulan pertama adalah Rp 0,- (Gratis), dan basis data MongoDB Atlas M0 </w:t>
             </w:r>
-            <w:proofErr w:type="gramStart"/>
+            <w:proofErr w:type="spellStart"/>
             <w:r>
               <w:rPr>
                 <w:rFonts w:ascii="Calibri" w:hAnsi="Calibri"/>
                 <w:color w:val="1F2937"/>
                 <w:sz w:val="20"/>
               </w:rPr>
-              <w:t>250.000,-</w:t>
+              <w:t>adalah</w:t>
             </w:r>
-            <w:proofErr w:type="gramEnd"/>
+            <w:proofErr w:type="spellEnd"/>
             <w:r>
               <w:rPr>
                 <w:rFonts w:ascii="Calibri" w:hAnsi="Calibri"/>
                 <w:color w:val="1F2937"/>
                 <w:sz w:val="20"/>
               </w:rPr>
-              <w:t xml:space="preserve"> (untuk pembelian nama domain resmi selama 1 tahun penuh). Biaya server Laravel Cloud di bulan pertama adalah Rp </w:t>
+              <w:t xml:space="preserve"> Rp 0,- </w:t>
             </w:r>
-            <w:proofErr w:type="gramStart"/>
+            <w:proofErr w:type="spellStart"/>
             <w:r>
               <w:rPr>
                 <w:rFonts w:ascii="Calibri" w:hAnsi="Calibri"/>
                 <w:color w:val="1F2937"/>
                 <w:sz w:val="20"/>
               </w:rPr>
-              <w:t>0,-</w:t>
+              <w:t>Biaya</w:t>
             </w:r>
-            <w:proofErr w:type="gramEnd"/>
+            <w:proofErr w:type="spellEnd"/>
             <w:r>
               <w:rPr>
                 <w:rFonts w:ascii="Calibri" w:hAnsi="Calibri"/>
                 <w:color w:val="1F2937"/>
                 <w:sz w:val="20"/>
               </w:rPr>
-              <w:t xml:space="preserve"> (Gratis), dan basis data MongoDB Atlas M0 adalah Rp </w:t>
+              <w:t xml:space="preserve"> </w:t>
             </w:r>
-            <w:proofErr w:type="gramStart"/>
+            <w:proofErr w:type="spellStart"/>
             <w:r>
               <w:rPr>
                 <w:rFonts w:ascii="Calibri" w:hAnsi="Calibri"/>
                 <w:color w:val="1F2937"/>
                 <w:sz w:val="20"/>
               </w:rPr>
-              <w:t>0,-</w:t>
+              <w:t>operasional</w:t>
             </w:r>
-            <w:proofErr w:type="gramEnd"/>
+            <w:proofErr w:type="spellEnd"/>
             <w:r>
               <w:rPr>
                 <w:rFonts w:ascii="Calibri" w:hAnsi="Calibri"/>
                 <w:color w:val="1F2937"/>
                 <w:sz w:val="20"/>
               </w:rPr>
-              <w:t xml:space="preserve"> (Gratis selamanya). Biaya operasional rutin </w:t>
+              <w:t xml:space="preserve"> rutin </w:t>
             </w:r>
             <w:proofErr w:type="spellStart"/>
             <w:r>
@@ -1073,27 +1001,7 @@
           <w:color w:val="111827"/>
           <w:sz w:val="21"/>
         </w:rPr>
-        <w:t>1. Nama Domain Resmi Platform (Rp 250.</w:t>
-      </w:r>
-      <w:proofErr w:type="gramStart"/>
-      <w:r>
-        <w:rPr>
-          <w:rFonts w:ascii="Calibri" w:hAnsi="Calibri"/>
-          <w:b/>
-          <w:color w:val="111827"/>
-          <w:sz w:val="21"/>
-        </w:rPr>
-        <w:t>000,-</w:t>
-      </w:r>
-      <w:proofErr w:type="gramEnd"/>
-      <w:r>
-        <w:rPr>
-          <w:rFonts w:ascii="Calibri" w:hAnsi="Calibri"/>
-          <w:b/>
-          <w:color w:val="111827"/>
-          <w:sz w:val="21"/>
-        </w:rPr>
-        <w:t xml:space="preserve">): </w:t>
+        <w:t xml:space="preserve">1. Nama Domain Resmi Platform (Rp 250.000,-): </w:t>
       </w:r>
       <w:r>
         <w:rPr>
@@ -1101,25 +1009,7 @@
           <w:color w:val="374151"/>
           <w:sz w:val="21"/>
         </w:rPr>
-        <w:t xml:space="preserve">Dialokasikan sebesar Rp </w:t>
-      </w:r>
-      <w:proofErr w:type="gramStart"/>
-      <w:r>
-        <w:rPr>
-          <w:rFonts w:ascii="Calibri" w:hAnsi="Calibri"/>
-          <w:color w:val="374151"/>
-          <w:sz w:val="21"/>
-        </w:rPr>
-        <w:t>250.000,-</w:t>
-      </w:r>
-      <w:proofErr w:type="gramEnd"/>
-      <w:r>
-        <w:rPr>
-          <w:rFonts w:ascii="Calibri" w:hAnsi="Calibri"/>
-          <w:color w:val="374151"/>
-          <w:sz w:val="21"/>
-        </w:rPr>
-        <w:t xml:space="preserve"> untuk registrasi nama domain kustom resmi institusi dengan masa aktif selama 1 (satu) tahun penuh. Domain ini menjadi alamat resmi platform pembelajaran yang diakses oleh siswa, mentor, dan administrator.</w:t>
+        <w:t>Dialokasikan sebesar Rp 250.000,- untuk registrasi nama domain kustom resmi institusi dengan masa aktif selama 1 (satu) tahun penuh. Domain ini menjadi alamat resmi platform pembelajaran yang diakses oleh siswa, mentor, dan administrator.</w:t>
       </w:r>
     </w:p>
     <w:p>
@@ -1142,7 +1032,43 @@
           <w:color w:val="374151"/>
           <w:sz w:val="21"/>
         </w:rPr>
-        <w:t xml:space="preserve">Berdasarkan kebijakan resmi laman laravel.com/cloud/pricing, bulan pertama paket Starter Plan adalah 100% GRATIS ($0.00). Mulai bulan kedua dan seterusnya, biaya </w:t>
+        <w:t xml:space="preserve">Berdasarkan kebijakan resmi laman laravel.com/cloud/pricing, bulan pertama paket Starter Plan adalah 100% GRATIS ($0.00). Mulai bulan kedua dan </w:t>
+      </w:r>
+      <w:proofErr w:type="spellStart"/>
+      <w:r>
+        <w:rPr>
+          <w:rFonts w:ascii="Calibri" w:hAnsi="Calibri"/>
+          <w:color w:val="374151"/>
+          <w:sz w:val="21"/>
+        </w:rPr>
+        <w:t>seterusnya</w:t>
+      </w:r>
+      <w:proofErr w:type="spellEnd"/>
+      <w:r>
+        <w:rPr>
+          <w:rFonts w:ascii="Calibri" w:hAnsi="Calibri"/>
+          <w:color w:val="374151"/>
+          <w:sz w:val="21"/>
+        </w:rPr>
+        <w:t xml:space="preserve">, </w:t>
+      </w:r>
+      <w:proofErr w:type="spellStart"/>
+      <w:r>
+        <w:rPr>
+          <w:rFonts w:ascii="Calibri" w:hAnsi="Calibri"/>
+          <w:color w:val="374151"/>
+          <w:sz w:val="21"/>
+        </w:rPr>
+        <w:t>biaya</w:t>
+      </w:r>
+      <w:proofErr w:type="spellEnd"/>
+      <w:r>
+        <w:rPr>
+          <w:rFonts w:ascii="Calibri" w:hAnsi="Calibri"/>
+          <w:color w:val="374151"/>
+          <w:sz w:val="21"/>
+        </w:rPr>
+        <w:t xml:space="preserve"> </w:t>
       </w:r>
       <w:proofErr w:type="spellStart"/>
       <w:r>
@@ -1252,27 +1178,7 @@
           <w:color w:val="111827"/>
           <w:sz w:val="21"/>
         </w:rPr>
-        <w:t xml:space="preserve">4. Basis Data MongoDB Atlas M0 (Rp </w:t>
-      </w:r>
-      <w:proofErr w:type="gramStart"/>
-      <w:r>
-        <w:rPr>
-          <w:rFonts w:ascii="Calibri" w:hAnsi="Calibri"/>
-          <w:b/>
-          <w:color w:val="111827"/>
-          <w:sz w:val="21"/>
-        </w:rPr>
-        <w:t>0,-</w:t>
-      </w:r>
-      <w:proofErr w:type="gramEnd"/>
-      <w:r>
-        <w:rPr>
-          <w:rFonts w:ascii="Calibri" w:hAnsi="Calibri"/>
-          <w:b/>
-          <w:color w:val="111827"/>
-          <w:sz w:val="21"/>
-        </w:rPr>
-        <w:t xml:space="preserve"> Bebas Biaya Selamanya): </w:t>
+        <w:t xml:space="preserve">4. Basis Data MongoDB Atlas M0 (Rp 0,- Bebas Biaya Selamanya): </w:t>
       </w:r>
       <w:r>
         <w:rPr>
@@ -1280,25 +1186,7 @@
           <w:color w:val="374151"/>
           <w:sz w:val="21"/>
         </w:rPr>
-        <w:t xml:space="preserve">Basis data NoSQL menggunakan kluster MongoDB Atlas M0 Free Tier (Multi-AZ Shared Replica Set di region AWS Singapore). Layanan ini disediakan gratis selamanya (Rp </w:t>
-      </w:r>
-      <w:proofErr w:type="gramStart"/>
-      <w:r>
-        <w:rPr>
-          <w:rFonts w:ascii="Calibri" w:hAnsi="Calibri"/>
-          <w:color w:val="374151"/>
-          <w:sz w:val="21"/>
-        </w:rPr>
-        <w:t>0,-</w:t>
-      </w:r>
-      <w:proofErr w:type="gramEnd"/>
-      <w:r>
-        <w:rPr>
-          <w:rFonts w:ascii="Calibri" w:hAnsi="Calibri"/>
-          <w:color w:val="374151"/>
-          <w:sz w:val="21"/>
-        </w:rPr>
-        <w:t>) oleh MongoDB tanpa biaya langganan bulanan, dengan kapasitas 512 MB yang sanggup menampung puluhan ribu catatan transaksi akademik murni teks.</w:t>
+        <w:t>Basis data NoSQL menggunakan kluster MongoDB Atlas M0 Free Tier (Multi-AZ Shared Replica Set di region AWS Singapore). Layanan ini disediakan gratis selamanya (Rp 0,-) oleh MongoDB tanpa biaya langganan bulanan, dengan kapasitas 512 MB yang sanggup menampung puluhan ribu catatan transaksi akademik murni teks.</w:t>
       </w:r>
     </w:p>
     <w:p>
@@ -1330,18 +1218,8 @@
           <w:color w:val="374151"/>
           <w:sz w:val="21"/>
         </w:rPr>
-        <w:t>Rincian alokasi biaya peluncuran perdana (Bulan ke-1) dan estimasi biaya operasional berjalan (Bulan ke-2 dan seterusnya</w:t>
+        <w:t>Rincian alokasi biaya peluncuran perdana (Bulan ke-1) dan estimasi biaya operasional berjalan (Bulan ke-2 dan seterusnya) :</w:t>
       </w:r>
-      <w:proofErr w:type="gramStart"/>
-      <w:r>
-        <w:rPr>
-          <w:rFonts w:ascii="Calibri" w:hAnsi="Calibri"/>
-          <w:color w:val="374151"/>
-          <w:sz w:val="21"/>
-        </w:rPr>
-        <w:t>) :</w:t>
-      </w:r>
-      <w:proofErr w:type="gramEnd"/>
     </w:p>
     <w:tbl>
       <w:tblPr>
@@ -1604,18 +1482,8 @@
                 <w:color w:val="1E293B"/>
                 <w:sz w:val="18"/>
               </w:rPr>
-              <w:t xml:space="preserve">Rp </w:t>
+              <w:t>Rp 250.000,-</w:t>
             </w:r>
-            <w:proofErr w:type="gramStart"/>
-            <w:r>
-              <w:rPr>
-                <w:rFonts w:ascii="Calibri" w:hAnsi="Calibri"/>
-                <w:color w:val="1E293B"/>
-                <w:sz w:val="18"/>
-              </w:rPr>
-              <w:t>250.000,-</w:t>
-            </w:r>
-            <w:proofErr w:type="gramEnd"/>
           </w:p>
         </w:tc>
         <w:tc>
@@ -1744,25 +1612,7 @@
                 <w:color w:val="1E293B"/>
                 <w:sz w:val="18"/>
               </w:rPr>
-              <w:t xml:space="preserve">Rp </w:t>
-            </w:r>
-            <w:proofErr w:type="gramStart"/>
-            <w:r>
-              <w:rPr>
-                <w:rFonts w:ascii="Calibri" w:hAnsi="Calibri"/>
-                <w:color w:val="1E293B"/>
-                <w:sz w:val="18"/>
-              </w:rPr>
-              <w:t>0,-</w:t>
-            </w:r>
-            <w:proofErr w:type="gramEnd"/>
-            <w:r>
-              <w:rPr>
-                <w:rFonts w:ascii="Calibri" w:hAnsi="Calibri"/>
-                <w:color w:val="1E293B"/>
-                <w:sz w:val="18"/>
-              </w:rPr>
-              <w:t xml:space="preserve"> (Promo Free)</w:t>
+              <w:t>Rp 0,- (Promo Free)</w:t>
             </w:r>
           </w:p>
         </w:tc>
@@ -1902,25 +1752,7 @@
                 <w:color w:val="1E293B"/>
                 <w:sz w:val="18"/>
               </w:rPr>
-              <w:t xml:space="preserve">Rp </w:t>
-            </w:r>
-            <w:proofErr w:type="gramStart"/>
-            <w:r>
-              <w:rPr>
-                <w:rFonts w:ascii="Calibri" w:hAnsi="Calibri"/>
-                <w:color w:val="1E293B"/>
-                <w:sz w:val="18"/>
-              </w:rPr>
-              <w:t>0,-</w:t>
-            </w:r>
-            <w:proofErr w:type="gramEnd"/>
-            <w:r>
-              <w:rPr>
-                <w:rFonts w:ascii="Calibri" w:hAnsi="Calibri"/>
-                <w:color w:val="1E293B"/>
-                <w:sz w:val="18"/>
-              </w:rPr>
-              <w:t xml:space="preserve"> (Tertutup Kredit)</w:t>
+              <w:t>Rp 0,- (Tertutup Kredit)</w:t>
             </w:r>
           </w:p>
         </w:tc>
@@ -1945,25 +1777,7 @@
                 <w:color w:val="1E293B"/>
                 <w:sz w:val="18"/>
               </w:rPr>
-              <w:t xml:space="preserve">Rp </w:t>
-            </w:r>
-            <w:proofErr w:type="gramStart"/>
-            <w:r>
-              <w:rPr>
-                <w:rFonts w:ascii="Calibri" w:hAnsi="Calibri"/>
-                <w:color w:val="1E293B"/>
-                <w:sz w:val="18"/>
-              </w:rPr>
-              <w:t>0,-</w:t>
-            </w:r>
-            <w:proofErr w:type="gramEnd"/>
-            <w:r>
-              <w:rPr>
-                <w:rFonts w:ascii="Calibri" w:hAnsi="Calibri"/>
-                <w:color w:val="1E293B"/>
-                <w:sz w:val="18"/>
-              </w:rPr>
-              <w:t xml:space="preserve"> (Tertutup Kredit)</w:t>
+              <w:t>Rp 0,- (Tertutup Kredit)</w:t>
             </w:r>
           </w:p>
         </w:tc>
@@ -2068,25 +1882,7 @@
                 <w:color w:val="1E293B"/>
                 <w:sz w:val="18"/>
               </w:rPr>
-              <w:t xml:space="preserve">Rp </w:t>
-            </w:r>
-            <w:proofErr w:type="gramStart"/>
-            <w:r>
-              <w:rPr>
-                <w:rFonts w:ascii="Calibri" w:hAnsi="Calibri"/>
-                <w:color w:val="1E293B"/>
-                <w:sz w:val="18"/>
-              </w:rPr>
-              <w:t>0,-</w:t>
-            </w:r>
-            <w:proofErr w:type="gramEnd"/>
-            <w:r>
-              <w:rPr>
-                <w:rFonts w:ascii="Calibri" w:hAnsi="Calibri"/>
-                <w:color w:val="1E293B"/>
-                <w:sz w:val="18"/>
-              </w:rPr>
-              <w:t xml:space="preserve"> (Free Forever)</w:t>
+              <w:t xml:space="preserve">Rp 0,- </w:t>
             </w:r>
           </w:p>
         </w:tc>
@@ -2111,25 +1907,7 @@
                 <w:color w:val="1E293B"/>
                 <w:sz w:val="18"/>
               </w:rPr>
-              <w:t xml:space="preserve">Rp </w:t>
-            </w:r>
-            <w:proofErr w:type="gramStart"/>
-            <w:r>
-              <w:rPr>
-                <w:rFonts w:ascii="Calibri" w:hAnsi="Calibri"/>
-                <w:color w:val="1E293B"/>
-                <w:sz w:val="18"/>
-              </w:rPr>
-              <w:t>0,-</w:t>
-            </w:r>
-            <w:proofErr w:type="gramEnd"/>
-            <w:r>
-              <w:rPr>
-                <w:rFonts w:ascii="Calibri" w:hAnsi="Calibri"/>
-                <w:color w:val="1E293B"/>
-                <w:sz w:val="18"/>
-              </w:rPr>
-              <w:t xml:space="preserve"> (Free Forever)</w:t>
+              <w:t xml:space="preserve">Rp 0,- </w:t>
             </w:r>
           </w:p>
         </w:tc>
@@ -2235,25 +2013,7 @@
                 <w:color w:val="1E293B"/>
                 <w:sz w:val="18"/>
               </w:rPr>
-              <w:t xml:space="preserve">Rp </w:t>
-            </w:r>
-            <w:proofErr w:type="gramStart"/>
-            <w:r>
-              <w:rPr>
-                <w:rFonts w:ascii="Calibri" w:hAnsi="Calibri"/>
-                <w:color w:val="1E293B"/>
-                <w:sz w:val="18"/>
-              </w:rPr>
-              <w:t>0,-</w:t>
-            </w:r>
-            <w:proofErr w:type="gramEnd"/>
-            <w:r>
-              <w:rPr>
-                <w:rFonts w:ascii="Calibri" w:hAnsi="Calibri"/>
-                <w:color w:val="1E293B"/>
-                <w:sz w:val="18"/>
-              </w:rPr>
-              <w:t xml:space="preserve"> (Included)</w:t>
+              <w:t>Rp 0,- (Included)</w:t>
             </w:r>
           </w:p>
         </w:tc>
@@ -2278,25 +2038,7 @@
                 <w:color w:val="1E293B"/>
                 <w:sz w:val="18"/>
               </w:rPr>
-              <w:t xml:space="preserve">Rp </w:t>
-            </w:r>
-            <w:proofErr w:type="gramStart"/>
-            <w:r>
-              <w:rPr>
-                <w:rFonts w:ascii="Calibri" w:hAnsi="Calibri"/>
-                <w:color w:val="1E293B"/>
-                <w:sz w:val="18"/>
-              </w:rPr>
-              <w:t>0,-</w:t>
-            </w:r>
-            <w:proofErr w:type="gramEnd"/>
-            <w:r>
-              <w:rPr>
-                <w:rFonts w:ascii="Calibri" w:hAnsi="Calibri"/>
-                <w:color w:val="1E293B"/>
-                <w:sz w:val="18"/>
-              </w:rPr>
-              <w:t xml:space="preserve"> (Included)</w:t>
+              <w:t>Rp 0,- (Included)</w:t>
             </w:r>
           </w:p>
         </w:tc>
@@ -2507,18 +2249,8 @@
                 <w:color w:val="1E293B"/>
                 <w:sz w:val="18"/>
               </w:rPr>
-              <w:t xml:space="preserve">Rp </w:t>
+              <w:t>Rp 250.000,-</w:t>
             </w:r>
-            <w:proofErr w:type="gramStart"/>
-            <w:r>
-              <w:rPr>
-                <w:rFonts w:ascii="Calibri" w:hAnsi="Calibri"/>
-                <w:color w:val="1E293B"/>
-                <w:sz w:val="18"/>
-              </w:rPr>
-              <w:t>250.000,-</w:t>
-            </w:r>
-            <w:proofErr w:type="gramEnd"/>
           </w:p>
         </w:tc>
       </w:tr>
@@ -2711,25 +2443,7 @@
                 <w:sz w:val="20"/>
               </w:rPr>
               <w:br/>
-              <w:t xml:space="preserve">1. Pada hari pertama peluncuran sistem, dana kas yang perlu dicairkan institusi HANYA SEBESAR Rp </w:t>
-            </w:r>
-            <w:proofErr w:type="gramStart"/>
-            <w:r>
-              <w:rPr>
-                <w:rFonts w:ascii="Calibri" w:hAnsi="Calibri"/>
-                <w:color w:val="1F2937"/>
-                <w:sz w:val="20"/>
-              </w:rPr>
-              <w:t>250.000,-</w:t>
-            </w:r>
-            <w:proofErr w:type="gramEnd"/>
-            <w:r>
-              <w:rPr>
-                <w:rFonts w:ascii="Calibri" w:hAnsi="Calibri"/>
-                <w:color w:val="1F2937"/>
-                <w:sz w:val="20"/>
-              </w:rPr>
-              <w:t xml:space="preserve"> murni untuk pengamanan nama domain resmi.</w:t>
+              <w:t>1. Pada hari pertama peluncuran sistem, dana kas yang perlu dicairkan institusi HANYA SEBESAR Rp 250.000,- murni untuk pengamanan nama domain resmi.</w:t>
             </w:r>
             <w:r>
               <w:rPr>
@@ -2738,7 +2452,43 @@
                 <w:sz w:val="20"/>
               </w:rPr>
               <w:br/>
-              <w:t xml:space="preserve">2. Tagihan operasional cloud berikutnya baru akan berjalan pada </w:t>
+              <w:t xml:space="preserve">2. Tagihan operasional cloud berikutnya baru </w:t>
+            </w:r>
+            <w:proofErr w:type="spellStart"/>
+            <w:r>
+              <w:rPr>
+                <w:rFonts w:ascii="Calibri" w:hAnsi="Calibri"/>
+                <w:color w:val="1F2937"/>
+                <w:sz w:val="20"/>
+              </w:rPr>
+              <w:t>akan</w:t>
+            </w:r>
+            <w:proofErr w:type="spellEnd"/>
+            <w:r>
+              <w:rPr>
+                <w:rFonts w:ascii="Calibri" w:hAnsi="Calibri"/>
+                <w:color w:val="1F2937"/>
+                <w:sz w:val="20"/>
+              </w:rPr>
+              <w:t xml:space="preserve"> </w:t>
+            </w:r>
+            <w:proofErr w:type="spellStart"/>
+            <w:r>
+              <w:rPr>
+                <w:rFonts w:ascii="Calibri" w:hAnsi="Calibri"/>
+                <w:color w:val="1F2937"/>
+                <w:sz w:val="20"/>
+              </w:rPr>
+              <w:t>berjalan</w:t>
+            </w:r>
+            <w:proofErr w:type="spellEnd"/>
+            <w:r>
+              <w:rPr>
+                <w:rFonts w:ascii="Calibri" w:hAnsi="Calibri"/>
+                <w:color w:val="1F2937"/>
+                <w:sz w:val="20"/>
+              </w:rPr>
+              <w:t xml:space="preserve"> pada </w:t>
             </w:r>
             <w:proofErr w:type="spellStart"/>
             <w:r>
